--- a/01. 일하는 방식의 변화/Part 4. 조직과 리더십 l 6화 세대 전환기 리더십의 본질 재계 3·4세 시대와 정년 65세 논쟁 사이에서 83%가 답한 세대갈등.docx
+++ b/01. 일하는 방식의 변화/Part 4. 조직과 리더십 l 6화 세대 전환기 리더십의 본질 재계 3·4세 시대와 정년 65세 논쟁 사이에서 83%가 답한 세대갈등.docx
@@ -173,7 +173,7 @@
         <w:spacing w:after="160" w:line="360" w:lineRule="auto"/>
       </w:pPr>
       <w:r>
-        <w:t xml:space="preserve">세대리더십은 위에서 아래로 내려가는 선언이 아니라 서로 다른 경험을 가진 사람들이 함께 일하는 규칙을 만드는 일입니다. 3세와 4세가 창업세대의 경험을 이어받고, 신입과 정년이 늘어난 선배가 한 팀에서 일하는 구조에서는 어느 쪽의 방식도 일방적으로 정답이 되지 않습니다. 계속고용과 정년 연장 논의가 입법 단계에 머물러 있는 동안에도 현장은 이미 그 질문을 받고 있습니다.</w:t>
+        <w:t xml:space="preserve">세대리더십은 위에서 아래로 내려가는 선언이 아니라 서로 다른 경험을 가진 사람들이 함께 일하는 규칙을 만드는 일입니다. 3세와 4세가 창업세대의 경험을 이어받고, 신입과 정년이 늘어난 선배가 한 팀에서 일하는 구조에서는 어느 쪽의 방식도 일방적으로 정답이 되지 않습니다. 계속고용과 정년 연장 논의가 입법 단계에 머물러 있는 동안에도 현장은 이미 그 질문을 받고 있습니다. 위에서는 승계가, 아래에서는 정년이 같은 시기에 같은 회사를 바꾸고 있다는 점이 지금 세대 전환기의 특징입니다.</w:t>
       </w:r>
     </w:p>
     <w:p>
